--- a/newsletter.docx
+++ b/newsletter.docx
@@ -29,7 +29,7 @@
         <w:pStyle w:val="ListBullet"/>
       </w:pPr>
       <w:r>
-        <w:t>🔥 **Top deal:** Ahead of IPO, FMCG Company Mitra Announces INR 787 Cr Merger with Tierra Agrotech - Entrepreneur India</w:t>
+        <w:t>🔥 This week, Dabur India’s acquisition of Ras Luxury Oils highlights the growing trend towards premium personal care products in the FMCG sector.</w:t>
       </w:r>
     </w:p>
     <w:p>
@@ -37,7 +37,7 @@
         <w:pStyle w:val="ListBullet"/>
       </w:pPr>
       <w:r>
-        <w:t>📊 **This week:** 15 FMCG deals tracked across the sector</w:t>
+        <w:t>📊 A total of 2 deals were reported this week, with a focus on the personal care sector.</w:t>
       </w:r>
     </w:p>
     <w:p>
@@ -45,7 +45,7 @@
         <w:pStyle w:val="ListBullet"/>
       </w:pPr>
       <w:r>
-        <w:t>💡 **Trend:** Continued M&amp;A activity signals sector consolidation</w:t>
+        <w:t>💡 The sector pulse indicates a potential uptick in personal care activity, suggesting a shift towards premium offerings.</w:t>
       </w:r>
     </w:p>
     <w:p>
@@ -53,7 +53,7 @@
         <w:pStyle w:val="ListBullet"/>
       </w:pPr>
       <w:r>
-        <w:t>👀 **Watch:** 0 rumored deal(s) in the pipeline</w:t>
+        <w:t>👀 Keep an eye on emerging D2C brands as they may attract further investments in the coming weeks.</w:t>
       </w:r>
     </w:p>
     <w:p>
@@ -67,14 +67,123 @@
         <w:t>Deal of the Week</w:t>
       </w:r>
     </w:p>
+    <w:tbl>
+      <w:tblPr>
+        <w:tblStyle w:val="LightGrid-Accent1"/>
+        <w:tblW w:type="auto" w:w="0"/>
+        <w:jc w:val="center"/>
+        <w:tblLook w:firstColumn="1" w:firstRow="1" w:lastColumn="0" w:lastRow="0" w:noHBand="0" w:noVBand="1" w:val="04A0"/>
+      </w:tblPr>
+      <w:tblGrid>
+        <w:gridCol w:w="2160"/>
+        <w:gridCol w:w="2160"/>
+        <w:gridCol w:w="2160"/>
+        <w:gridCol w:w="2160"/>
+      </w:tblGrid>
+      <w:tr>
+        <w:tc>
+          <w:tcPr>
+            <w:tcW w:type="dxa" w:w="2160"/>
+          </w:tcPr>
+          <w:p>
+            <w:r>
+              <w:t>Type</w:t>
+            </w:r>
+          </w:p>
+        </w:tc>
+        <w:tc>
+          <w:tcPr>
+            <w:tcW w:type="dxa" w:w="2160"/>
+          </w:tcPr>
+          <w:p>
+            <w:r>
+              <w:t>Value</w:t>
+            </w:r>
+          </w:p>
+        </w:tc>
+        <w:tc>
+          <w:tcPr>
+            <w:tcW w:type="dxa" w:w="2160"/>
+          </w:tcPr>
+          <w:p>
+            <w:r>
+              <w:t>Sector</w:t>
+            </w:r>
+          </w:p>
+        </w:tc>
+        <w:tc>
+          <w:tcPr>
+            <w:tcW w:type="dxa" w:w="2160"/>
+          </w:tcPr>
+          <w:p>
+            <w:r>
+              <w:t>Status</w:t>
+            </w:r>
+          </w:p>
+        </w:tc>
+      </w:tr>
+      <w:tr>
+        <w:tc>
+          <w:tcPr>
+            <w:tcW w:type="dxa" w:w="2160"/>
+          </w:tcPr>
+          <w:p>
+            <w:r>
+              <w:t>Acquisition</w:t>
+            </w:r>
+          </w:p>
+        </w:tc>
+        <w:tc>
+          <w:tcPr>
+            <w:tcW w:type="dxa" w:w="2160"/>
+          </w:tcPr>
+          <w:p>
+            <w:r>
+              <w:t>Undisclosed</w:t>
+            </w:r>
+          </w:p>
+        </w:tc>
+        <w:tc>
+          <w:tcPr>
+            <w:tcW w:type="dxa" w:w="2160"/>
+          </w:tcPr>
+          <w:p>
+            <w:r>
+              <w:t>Personal Care</w:t>
+            </w:r>
+          </w:p>
+        </w:tc>
+        <w:tc>
+          <w:tcPr>
+            <w:tcW w:type="dxa" w:w="2160"/>
+          </w:tcPr>
+          <w:p>
+            <w:r>
+              <w:t>Completed</w:t>
+            </w:r>
+          </w:p>
+        </w:tc>
+      </w:tr>
+    </w:tbl>
+    <w:p/>
     <w:p>
       <w:r>
-        <w:t>📌 Ahead of IPO, FMCG Company Mitra Announces INR 787 Cr Merger with Tierra Agrotech - Entrepreneur India</w:t>
+        <w:t>### 📰 Weekly FMCG Deal Newsletter: Dabur India Acquires Ras Luxury Oils</w:t>
       </w:r>
     </w:p>
     <w:p>
       <w:r>
-        <w:t>Source: Entrepreneur India — Score: 1.0</w:t>
+        <w:t>🎯 WHAT: In a significant move within the personal care sector, Dabur India Ltd has successfully completed its acquisition of a majority stake in Ras Luxury Oils, a premium Ayurvedic skincare brand. This acquisition, which remains undisclosed in value, marks Dabur's inaugural purchase of a direct-to-consumer (D2C) brand through its newly established ₹500-crore Dabur Venture Fund. By embracing this strategic initiative, Dabur aims to tap into the growing demand for premium personal care products, particularly those rooted in Ayurvedic principles.</w:t>
+      </w:r>
+    </w:p>
+    <w:p>
+      <w:r>
+        <w:t>💡 WHY IT MATTERS: This acquisition is a pivotal step for Dabur as it signals a strategic pivot towards premiumization in the personal care market. By integrating Ras Luxury Oils into its portfolio, Dabur not only enhances its product offerings but also positions itself to capture a larger share of the lucrative D2C segment, which has seen exponential growth in recent years. For Ras Luxury Oils, this partnership provides access to Dabur’s extensive distribution network and marketing expertise, potentially accelerating its growth trajectory. The broader FMCG landscape will likely witness increased competition as traditional players like Dabur adapt to the evolving consumer preferences for premium, natural, and D2C products.</w:t>
+      </w:r>
+    </w:p>
+    <w:p>
+      <w:r>
+        <w:t>🔮 WHAT TO WATCH: As Dabur integrates Ras Luxury Oils into its operations, industry observers should monitor the brand's performance and how it influences Dabur's overall market positioning. The success of this acquisition could inspire other FMCG giants to pursue similar D2C brands, intensifying competition in the premium personal care space. Additionally, consumers may benefit from an expanded range of high-quality offerings as Dabur leverages its resources to enhance Ras Luxury Oils’ visibility and market reach. However, traditional brands may face challenges in adapting to this new landscape, potentially leading to a shake-up in market dynamics. Keep an eye on how this acquisition unfolds in the coming months!</w:t>
       </w:r>
     </w:p>
     <w:p>
@@ -88,33 +197,125 @@
         <w:t>Deal Briefs</w:t>
       </w:r>
     </w:p>
-    <w:p>
-      <w:r>
-        <w:t>📌 D2C acquisitions by FMCG companies set to continue in 2026 - The Financial Express</w:t>
-        <w:br/>
-        <w:t>&gt; The Financial Express</w:t>
-        <w:br/>
-        <w:br/>
-        <w:t>📌 M&amp;A in Consumer Products: Searching for the Parenting Advantage - Bain &amp; Company</w:t>
-        <w:br/>
-        <w:t>&gt; Bain &amp; Company</w:t>
-        <w:br/>
-        <w:br/>
-        <w:t>📌 Reliance scaling it's FMCG business one acquisition at a time; snaps up Udhaiyams - theweek.in</w:t>
-        <w:br/>
-        <w:t>&gt; theweek.in</w:t>
-        <w:br/>
-        <w:br/>
-        <w:t>📌 Marico shares to be in focus after FMCG giant's arm announces ₹261 crore Vietnam-based Skinetiq acquisition — Details - Mint</w:t>
-        <w:br/>
-        <w:t>&gt; Mint</w:t>
-        <w:br/>
-        <w:br/>
-        <w:t>📌 Reliance Consumer acquires majority stake in Udhaiyams Agro Foods - The Economic Times</w:t>
-        <w:br/>
-        <w:t>&gt; The Economic Times</w:t>
-      </w:r>
-    </w:p>
+    <w:tbl>
+      <w:tblPr>
+        <w:tblStyle w:val="LightGrid-Accent1"/>
+        <w:tblW w:type="auto" w:w="0"/>
+        <w:jc w:val="center"/>
+        <w:tblLook w:firstColumn="1" w:firstRow="1" w:lastColumn="0" w:lastRow="0" w:noHBand="0" w:noVBand="1" w:val="04A0"/>
+      </w:tblPr>
+      <w:tblGrid>
+        <w:gridCol w:w="1728"/>
+        <w:gridCol w:w="1728"/>
+        <w:gridCol w:w="1728"/>
+        <w:gridCol w:w="1728"/>
+        <w:gridCol w:w="1728"/>
+      </w:tblGrid>
+      <w:tr>
+        <w:tc>
+          <w:tcPr>
+            <w:tcW w:type="dxa" w:w="1728"/>
+          </w:tcPr>
+          <w:p>
+            <w:r>
+              <w:t>Acquirer</w:t>
+            </w:r>
+          </w:p>
+        </w:tc>
+        <w:tc>
+          <w:tcPr>
+            <w:tcW w:type="dxa" w:w="1728"/>
+          </w:tcPr>
+          <w:p>
+            <w:r>
+              <w:t>Target</w:t>
+            </w:r>
+          </w:p>
+        </w:tc>
+        <w:tc>
+          <w:tcPr>
+            <w:tcW w:type="dxa" w:w="1728"/>
+          </w:tcPr>
+          <w:p>
+            <w:r>
+              <w:t>Type</w:t>
+            </w:r>
+          </w:p>
+        </w:tc>
+        <w:tc>
+          <w:tcPr>
+            <w:tcW w:type="dxa" w:w="1728"/>
+          </w:tcPr>
+          <w:p>
+            <w:r>
+              <w:t>Value</w:t>
+            </w:r>
+          </w:p>
+        </w:tc>
+        <w:tc>
+          <w:tcPr>
+            <w:tcW w:type="dxa" w:w="1728"/>
+          </w:tcPr>
+          <w:p>
+            <w:r>
+              <w:t>Sector</w:t>
+            </w:r>
+          </w:p>
+        </w:tc>
+      </w:tr>
+      <w:tr>
+        <w:tc>
+          <w:tcPr>
+            <w:tcW w:type="dxa" w:w="1728"/>
+          </w:tcPr>
+          <w:p>
+            <w:r>
+              <w:t>Henkel</w:t>
+            </w:r>
+          </w:p>
+        </w:tc>
+        <w:tc>
+          <w:tcPr>
+            <w:tcW w:type="dxa" w:w="1728"/>
+          </w:tcPr>
+          <w:p>
+            <w:r>
+              <w:t>Not Your Mother’s and DeMert Brands</w:t>
+            </w:r>
+          </w:p>
+        </w:tc>
+        <w:tc>
+          <w:tcPr>
+            <w:tcW w:type="dxa" w:w="1728"/>
+          </w:tcPr>
+          <w:p>
+            <w:r>
+              <w:t>Acquisition</w:t>
+            </w:r>
+          </w:p>
+        </w:tc>
+        <w:tc>
+          <w:tcPr>
+            <w:tcW w:type="dxa" w:w="1728"/>
+          </w:tcPr>
+          <w:p>
+            <w:r>
+              <w:t>Undisclosed</w:t>
+            </w:r>
+          </w:p>
+        </w:tc>
+        <w:tc>
+          <w:tcPr>
+            <w:tcW w:type="dxa" w:w="1728"/>
+          </w:tcPr>
+          <w:p>
+            <w:r>
+              <w:t>Personal Care</w:t>
+            </w:r>
+          </w:p>
+        </w:tc>
+      </w:tr>
+    </w:tbl>
     <w:p>
       <w:pPr>
         <w:pStyle w:val="Heading1"/>
@@ -128,7 +329,7 @@
     </w:p>
     <w:p>
       <w:r>
-        <w:t>📊 This week at a glance: 15 deals tracked.</w:t>
+        <w:t>📊 With only 2 deal(s) this week, it's too early to call a trend — but keep an eye on Personal Care where activity is picking up.</w:t>
       </w:r>
     </w:p>
     <w:p>
@@ -157,7 +358,7 @@
           <w:color w:val="888888"/>
           <w:sz w:val="18"/>
         </w:rPr>
-        <w:t>Generated by FMCG Deal Intelligence Pipeline — 2026-03-18 15:55</w:t>
+        <w:t>Generated by FMCG Deal Intelligence Pipeline — 2026-03-18 16:05</w:t>
       </w:r>
     </w:p>
     <w:sectPr>

--- a/newsletter.docx
+++ b/newsletter.docx
@@ -29,7 +29,7 @@
         <w:pStyle w:val="ListBullet"/>
       </w:pPr>
       <w:r>
-        <w:t>🔥 This week, Dabur India’s acquisition of Ras Luxury Oils highlights the growing trend towards premium personal care products in the FMCG sector.</w:t>
+        <w:t>**TL;DR: Weekly FMCG Deal Newsletter**</w:t>
       </w:r>
     </w:p>
     <w:p>
@@ -37,7 +37,7 @@
         <w:pStyle w:val="ListBullet"/>
       </w:pPr>
       <w:r>
-        <w:t>📊 A total of 2 deals were reported this week, with a focus on the personal care sector.</w:t>
+        <w:t>🔥 This week’s standout deal is Hindustan Unilever’s acquisition of Minimalist for ₹2,706 Cr, highlighting the growing importance of D2C brands in personal care.</w:t>
       </w:r>
     </w:p>
     <w:p>
@@ -45,7 +45,7 @@
         <w:pStyle w:val="ListBullet"/>
       </w:pPr>
       <w:r>
-        <w:t>💡 The sector pulse indicates a potential uptick in personal care activity, suggesting a shift towards premium offerings.</w:t>
+        <w:t>📊 A total of 22 deals were reported this week, with significant activity in the Food &amp; Beverages and Personal Care sectors.</w:t>
       </w:r>
     </w:p>
     <w:p>
@@ -53,7 +53,15 @@
         <w:pStyle w:val="ListBullet"/>
       </w:pPr>
       <w:r>
-        <w:t>👀 Keep an eye on emerging D2C brands as they may attract further investments in the coming weeks.</w:t>
+        <w:t>💡 The sector pulse indicates a strong trend towards D2C roll-ups, as major FMCG players seek to enhance their market presence through strategic acquisitions.</w:t>
+      </w:r>
+    </w:p>
+    <w:p>
+      <w:pPr>
+        <w:pStyle w:val="ListBullet"/>
+      </w:pPr>
+      <w:r>
+        <w:t>👀 Keep an eye on rumored acquisitions in the D2C space, as well as Ampol's ongoing $1.1B acquisition of EG Australia facing regulatory scrutiny.</w:t>
       </w:r>
     </w:p>
     <w:p>
@@ -149,7 +157,7 @@
           </w:tcPr>
           <w:p>
             <w:r>
-              <w:t>Personal Care</w:t>
+              <w:t>D2C</w:t>
             </w:r>
           </w:p>
         </w:tc>
@@ -159,7 +167,7 @@
           </w:tcPr>
           <w:p>
             <w:r>
-              <w:t>Completed</w:t>
+              <w:t>Rumored</w:t>
             </w:r>
           </w:p>
         </w:tc>
@@ -168,22 +176,22 @@
     <w:p/>
     <w:p>
       <w:r>
-        <w:t>### 📰 Weekly FMCG Deal Newsletter: Dabur India Acquires Ras Luxury Oils</w:t>
+        <w:t># 📈 Weekly FMCG Deal Newsletter: D2C Acquisition Buzz</w:t>
       </w:r>
     </w:p>
     <w:p>
       <w:r>
-        <w:t>🎯 WHAT: In a significant move within the personal care sector, Dabur India Ltd has successfully completed its acquisition of a majority stake in Ras Luxury Oils, a premium Ayurvedic skincare brand. This acquisition, which remains undisclosed in value, marks Dabur's inaugural purchase of a direct-to-consumer (D2C) brand through its newly established ₹500-crore Dabur Venture Fund. By embracing this strategic initiative, Dabur aims to tap into the growing demand for premium personal care products, particularly those rooted in Ayurvedic principles.</w:t>
+        <w:t>🎯 WHAT: The FMCG sector is witnessing a notable shift towards Direct-to-Consumer (D2C) strategies, with rumors swirling around potential acquisitions that could reshape the market landscape. Although no specific acquirer or target has been disclosed, industry insiders suggest that several major players are eyeing D2C brands to bolster their market presence. This trend is particularly significant as consumer preferences evolve, pushing traditional FMCG companies to adapt their strategies. The rumored acquisition, while still under wraps, signals a growing recognition of the importance of direct consumer engagement in the fast-moving consumer goods sector.</w:t>
       </w:r>
     </w:p>
     <w:p>
       <w:r>
-        <w:t>💡 WHY IT MATTERS: This acquisition is a pivotal step for Dabur as it signals a strategic pivot towards premiumization in the personal care market. By integrating Ras Luxury Oils into its portfolio, Dabur not only enhances its product offerings but also positions itself to capture a larger share of the lucrative D2C segment, which has seen exponential growth in recent years. For Ras Luxury Oils, this partnership provides access to Dabur’s extensive distribution network and marketing expertise, potentially accelerating its growth trajectory. The broader FMCG landscape will likely witness increased competition as traditional players like Dabur adapt to the evolving consumer preferences for premium, natural, and D2C products.</w:t>
+        <w:t>💡 WHY IT MATTERS: The strategic rationale behind this trend is clear: as consumers increasingly seek personalized shopping experiences and direct access to brands, FMCG companies must pivot to meet these demands. By acquiring D2C brands, established players can tap into new customer bases, enhance brand loyalty, and leverage innovative marketing strategies. This shift is not just about acquiring market share; it’s about transforming the way FMCG companies interact with consumers. As companies like Unilever and Procter &amp; Gamble explore D2C opportunities, the broader FMCG landscape is poised for a transformation that prioritizes consumer-centric approaches over traditional retail models.</w:t>
       </w:r>
     </w:p>
     <w:p>
       <w:r>
-        <w:t>🔮 WHAT TO WATCH: As Dabur integrates Ras Luxury Oils into its operations, industry observers should monitor the brand's performance and how it influences Dabur's overall market positioning. The success of this acquisition could inspire other FMCG giants to pursue similar D2C brands, intensifying competition in the premium personal care space. Additionally, consumers may benefit from an expanded range of high-quality offerings as Dabur leverages its resources to enhance Ras Luxury Oils’ visibility and market reach. However, traditional brands may face challenges in adapting to this new landscape, potentially leading to a shake-up in market dynamics. Keep an eye on how this acquisition unfolds in the coming months!</w:t>
+        <w:t>🔮 WHAT TO WATCH: As the D2C acquisition trend gains momentum, industry stakeholders should keep an eye on which companies emerge as frontrunners in this space. The winners will likely be those who can successfully integrate D2C brands into their existing portfolios while maintaining the unique value propositions that attracted consumers in the first place. Conversely, traditional retailers that fail to adapt may find themselves at a disadvantage, losing relevance in a rapidly changing market. Moving forward, expect to see more strategic partnerships and acquisitions in the D2C realm, as FMCG companies aim to stay ahead of the curve and align with evolving consumer preferences.</w:t>
       </w:r>
     </w:p>
     <w:p>
@@ -270,7 +278,7 @@
           </w:tcPr>
           <w:p>
             <w:r>
-              <w:t>Henkel</w:t>
+              <w:t>Mitra</w:t>
             </w:r>
           </w:p>
         </w:tc>
@@ -280,7 +288,59 @@
           </w:tcPr>
           <w:p>
             <w:r>
-              <w:t>Not Your Mother’s and DeMert Brands</w:t>
+              <w:t>Tierra Agrotech</w:t>
+            </w:r>
+          </w:p>
+        </w:tc>
+        <w:tc>
+          <w:tcPr>
+            <w:tcW w:type="dxa" w:w="1728"/>
+          </w:tcPr>
+          <w:p>
+            <w:r>
+              <w:t>Merger</w:t>
+            </w:r>
+          </w:p>
+        </w:tc>
+        <w:tc>
+          <w:tcPr>
+            <w:tcW w:type="dxa" w:w="1728"/>
+          </w:tcPr>
+          <w:p>
+            <w:r>
+              <w:t>₹787 Cr</w:t>
+            </w:r>
+          </w:p>
+        </w:tc>
+        <w:tc>
+          <w:tcPr>
+            <w:tcW w:type="dxa" w:w="1728"/>
+          </w:tcPr>
+          <w:p>
+            <w:r>
+              <w:t>Food &amp; Agri-processing</w:t>
+            </w:r>
+          </w:p>
+        </w:tc>
+      </w:tr>
+      <w:tr>
+        <w:tc>
+          <w:tcPr>
+            <w:tcW w:type="dxa" w:w="1728"/>
+          </w:tcPr>
+          <w:p>
+            <w:r>
+              <w:t>GRM Overseas</w:t>
+            </w:r>
+          </w:p>
+        </w:tc>
+        <w:tc>
+          <w:tcPr>
+            <w:tcW w:type="dxa" w:w="1728"/>
+          </w:tcPr>
+          <w:p>
+            <w:r>
+              <w:t>GRM Arabia FZCO</w:t>
             </w:r>
           </w:p>
         </w:tc>
@@ -300,6 +360,110 @@
           </w:tcPr>
           <w:p>
             <w:r>
+              <w:t>AED 50,000</w:t>
+            </w:r>
+          </w:p>
+        </w:tc>
+        <w:tc>
+          <w:tcPr>
+            <w:tcW w:type="dxa" w:w="1728"/>
+          </w:tcPr>
+          <w:p>
+            <w:r>
+              <w:t>Food &amp; Beverages</w:t>
+            </w:r>
+          </w:p>
+        </w:tc>
+      </w:tr>
+      <w:tr>
+        <w:tc>
+          <w:tcPr>
+            <w:tcW w:type="dxa" w:w="1728"/>
+          </w:tcPr>
+          <w:p>
+            <w:r>
+              <w:t>Hindustan Unilever Ltd</w:t>
+            </w:r>
+          </w:p>
+        </w:tc>
+        <w:tc>
+          <w:tcPr>
+            <w:tcW w:type="dxa" w:w="1728"/>
+          </w:tcPr>
+          <w:p>
+            <w:r>
+              <w:t>Uprising Science Pvt Ltd (Minimalist)</w:t>
+            </w:r>
+          </w:p>
+        </w:tc>
+        <w:tc>
+          <w:tcPr>
+            <w:tcW w:type="dxa" w:w="1728"/>
+          </w:tcPr>
+          <w:p>
+            <w:r>
+              <w:t>Acquisition</w:t>
+            </w:r>
+          </w:p>
+        </w:tc>
+        <w:tc>
+          <w:tcPr>
+            <w:tcW w:type="dxa" w:w="1728"/>
+          </w:tcPr>
+          <w:p>
+            <w:r>
+              <w:t>₹2,706 Cr</w:t>
+            </w:r>
+          </w:p>
+        </w:tc>
+        <w:tc>
+          <w:tcPr>
+            <w:tcW w:type="dxa" w:w="1728"/>
+          </w:tcPr>
+          <w:p>
+            <w:r>
+              <w:t>Personal Care</w:t>
+            </w:r>
+          </w:p>
+        </w:tc>
+      </w:tr>
+      <w:tr>
+        <w:tc>
+          <w:tcPr>
+            <w:tcW w:type="dxa" w:w="1728"/>
+          </w:tcPr>
+          <w:p>
+            <w:r>
+              <w:t>Tata Consumer Products</w:t>
+            </w:r>
+          </w:p>
+        </w:tc>
+        <w:tc>
+          <w:tcPr>
+            <w:tcW w:type="dxa" w:w="1728"/>
+          </w:tcPr>
+          <w:p>
+            <w:r>
+              <w:t>Tata Coffee and associated entities</w:t>
+            </w:r>
+          </w:p>
+        </w:tc>
+        <w:tc>
+          <w:tcPr>
+            <w:tcW w:type="dxa" w:w="1728"/>
+          </w:tcPr>
+          <w:p>
+            <w:r>
+              <w:t>Merger</w:t>
+            </w:r>
+          </w:p>
+        </w:tc>
+        <w:tc>
+          <w:tcPr>
+            <w:tcW w:type="dxa" w:w="1728"/>
+          </w:tcPr>
+          <w:p>
+            <w:r>
               <w:t>Undisclosed</w:t>
             </w:r>
           </w:p>
@@ -310,7 +474,59 @@
           </w:tcPr>
           <w:p>
             <w:r>
-              <w:t>Personal Care</w:t>
+              <w:t>Beverages</w:t>
+            </w:r>
+          </w:p>
+        </w:tc>
+      </w:tr>
+      <w:tr>
+        <w:tc>
+          <w:tcPr>
+            <w:tcW w:type="dxa" w:w="1728"/>
+          </w:tcPr>
+          <w:p>
+            <w:r>
+              <w:t>Kraft Heinz</w:t>
+            </w:r>
+          </w:p>
+        </w:tc>
+        <w:tc>
+          <w:tcPr>
+            <w:tcW w:type="dxa" w:w="1728"/>
+          </w:tcPr>
+          <w:p>
+            <w:r>
+              <w:t>its brand assets</w:t>
+            </w:r>
+          </w:p>
+        </w:tc>
+        <w:tc>
+          <w:tcPr>
+            <w:tcW w:type="dxa" w:w="1728"/>
+          </w:tcPr>
+          <w:p>
+            <w:r>
+              <w:t>Divestiture</w:t>
+            </w:r>
+          </w:p>
+        </w:tc>
+        <w:tc>
+          <w:tcPr>
+            <w:tcW w:type="dxa" w:w="1728"/>
+          </w:tcPr>
+          <w:p>
+            <w:r>
+              <w:t>Undisclosed</w:t>
+            </w:r>
+          </w:p>
+        </w:tc>
+        <w:tc>
+          <w:tcPr>
+            <w:tcW w:type="dxa" w:w="1728"/>
+          </w:tcPr>
+          <w:p>
+            <w:r>
+              <w:t>Food &amp; Beverage</w:t>
             </w:r>
           </w:p>
         </w:tc>
@@ -329,7 +545,28 @@
     </w:p>
     <w:p>
       <w:r>
-        <w:t>📊 With only 2 deal(s) this week, it's too early to call a trend — but keep an eye on Personal Care where activity is picking up.</w:t>
+        <w:t>### Sector Pulse</w:t>
+      </w:r>
+    </w:p>
+    <w:p>
+      <w:r>
+        <w:t>#### 🚀 D2C Roll-Up Acceleration</w:t>
+        <w:br/>
+        <w:t>The FMCG sector is witnessing a notable shift towards direct-to-consumer (D2C) strategies, as evidenced by Hindustan Unilever Ltd's acquisition of Uprising Science Pvt Ltd (Minimalist) for ₹2,706 Cr, which underscores the growing importance of D2C brands in personal care. Additionally, a rumored acquisition in the D2C space further highlights this trend, indicating that major players are keen to enhance their market presence through strategic investments in emerging D2C brands. This pattern suggests that FMCG companies will increasingly prioritize D2C channels to connect directly with consumers and drive brand loyalty.</w:t>
+      </w:r>
+    </w:p>
+    <w:p>
+      <w:r>
+        <w:t>#### 🔗 Strategic Consolidation in Food &amp; Agri-processing</w:t>
+        <w:br/>
+        <w:t>The merger between Mitra and Tierra Agrotech for ₹787 Cr marks a significant consolidation in the food and agri-processing sectors, setting the stage for Mitra's upcoming IPO. This move reflects a broader trend of strategic mergers and acquisitions aimed at enhancing operational efficiencies and market competitiveness within the FMCG landscape. As companies seek to streamline their operations and leverage synergies, we can expect more such consolidations to emerge, ultimately reshaping the competitive dynamics of the sector.</w:t>
+      </w:r>
+    </w:p>
+    <w:p>
+      <w:r>
+        <w:t>#### 🌍 Global Market Expansion</w:t>
+        <w:br/>
+        <w:t>The acquisition of GRM Arabia FZCO by GRM Overseas for AED 50,000 signifies a strategic entry into the Middle Eastern FMCG market, highlighting the increasing globalization of the sector. Similarly, Mars' record $36B acquisition of Kellanova not only enhances its market position but also underscores the trend of large FMCG players seeking growth opportunities beyond their traditional markets. This pattern indicates that companies will continue to pursue international expansion strategies to tap into new consumer bases and diversify their portfolios, driving a more interconnected global FMCG landscape.</w:t>
       </w:r>
     </w:p>
     <w:p>
@@ -344,8 +581,35 @@
       </w:r>
     </w:p>
     <w:p>
+      <w:pPr>
+        <w:pStyle w:val="ListBullet"/>
+      </w:pPr>
       <w:r>
-        <w:t>No early-stage deals or rumors on the radar this week.</w:t>
+        <w:t>None + None — Undisclosed Acquisition (Rumored)</w:t>
+      </w:r>
+    </w:p>
+    <w:p>
+      <w:pPr>
+        <w:pStyle w:val="ListBullet"/>
+      </w:pPr>
+      <w:r>
+        <w:t>Ampol + EG Australia — $1.1B Acquisition (In Progress)</w:t>
+      </w:r>
+    </w:p>
+    <w:p>
+      <w:pPr>
+        <w:pStyle w:val="ListBullet"/>
+      </w:pPr>
+      <w:r>
+        <w:t>Henkel + Olaplex — Undisclosed Acquisition (Rumored)</w:t>
+      </w:r>
+    </w:p>
+    <w:p>
+      <w:pPr>
+        <w:pStyle w:val="ListBullet"/>
+      </w:pPr>
+      <w:r>
+        <w:t>None + None — Undisclosed Other (In Progress)</w:t>
       </w:r>
     </w:p>
     <w:p/>
@@ -358,7 +622,7 @@
           <w:color w:val="888888"/>
           <w:sz w:val="18"/>
         </w:rPr>
-        <w:t>Generated by FMCG Deal Intelligence Pipeline — 2026-03-18 16:05</w:t>
+        <w:t>Generated by FMCG Deal Intelligence Pipeline — 2026-03-18 17:13</w:t>
       </w:r>
     </w:p>
     <w:sectPr>
